--- a/docs/Lessons/Lesson 12 - Hearing It Happen/Handouts/Lesson_12_Handout_Scratch.docx
+++ b/docs/Lessons/Lesson 12 - Hearing It Happen/Handouts/Lesson_12_Handout_Scratch.docx
@@ -176,7 +176,7 @@
         <w:spacing w:after="60"/>
       </w:pPr>
       <w:r>
-        <w:t xml:space="preserve">Confirm sfx_wave and sfx_lose are uploaded to the Enemy sprite's Sounds tab (Scratch sound assets are scoped per-sprite, so upload them to whichever sprite's script will play them).</w:t>
+        <w:t xml:space="preserve">Confirm sfx_wave is uploaded to GameManager's Sounds tab (today's one genuinely new sound asset) and sfx_hit is uploaded to the Enemy sprite's (Scratch sound assets are scoped per-sprite, so upload each to whichever sprite's script will play it). If you skipped Lesson 8's optional sound idea, also upload sfx_gameover from the Lesson 8 Assets folder to the Player sprite - it becomes mandatory starting today.</w:t>
       </w:r>
     </w:p>
     <w:p>
@@ -222,7 +222,7 @@
         <w:spacing w:after="60"/>
       </w:pPr>
       <w:r>
-        <w:t xml:space="preserve">On the Enemy sprite's touching-Bullet branch, add "start sound [sfx_hit]" right after "change enemies_left by -1" - this plays once per hit, no matter which branch runs next.</w:t>
+        <w:t xml:space="preserve">On the Enemy sprite's touching-Bullet branch, add "start sound [sfx_hit]" right before "broadcast [enemy hit]" - this plays once per hit, on the exact clone that was touched. Enemy never touches score or enemies_remaining itself (Rule 13) - that stays on GameManager.</w:t>
       </w:r>
     </w:p>
     <w:p>
@@ -235,7 +235,7 @@
         <w:spacing w:after="60"/>
       </w:pPr>
       <w:r>
-        <w:t xml:space="preserve">In that branch's else (wave-advance) case, add "start sound [sfx_wave]" right before "broadcast [spawn wave]".</w:t>
+        <w:t xml:space="preserve">On GameManager's "when I receive [enemy hit]" script, add "start sound [sfx_wave]" to the else branch (the wave-advance case), right before "broadcast [spawn enemies]".</w:t>
       </w:r>
     </w:p>
     <w:p>
@@ -248,7 +248,7 @@
         <w:spacing w:after="60"/>
       </w:pPr>
       <w:r>
-        <w:t xml:space="preserve">On the Enemy sprite's escape branch, add "start sound [sfx_lose]" right after "change lives by -1", before "broadcast [game over]".</w:t>
+        <w:t xml:space="preserve">On the Player sprite's "when I receive [game over]" script, confirm "start sound [sfx_gameover]" already fires (optional idea from Lesson 8) - add it now if it's missing, right before the "say" block. This sound is mandatory starting today even if you skipped it before.</w:t>
       </w:r>
     </w:p>
     <w:p>
@@ -276,7 +276,7 @@
           <w:sz w:val="20"/>
           <w:szCs w:val="20"/>
         </w:rPr>
-        <w:t xml:space="preserve">Enemy's touching-Bullet branch (revised):</w:t>
+        <w:t xml:space="preserve">Enemy sprite's touching-Bullet branch (revised):</w:t>
       </w:r>
       <w:r>
         <w:br/>
@@ -300,30 +300,6 @@
           <w:sz w:val="20"/>
           <w:szCs w:val="20"/>
         </w:rPr>
-        <w:t xml:space="preserve">  change score by 10</w:t>
-      </w:r>
-      <w:r>
-        <w:br/>
-        <w:t xml:space="preserve"/>
-      </w:r>
-      <w:r>
-        <w:rPr>
-          <w:rFonts w:ascii="Consolas" w:cs="Consolas" w:eastAsia="Consolas" w:hAnsi="Consolas"/>
-          <w:sz w:val="20"/>
-          <w:szCs w:val="20"/>
-        </w:rPr>
-        <w:t xml:space="preserve">  change enemies_left by -1</w:t>
-      </w:r>
-      <w:r>
-        <w:br/>
-        <w:t xml:space="preserve"/>
-      </w:r>
-      <w:r>
-        <w:rPr>
-          <w:rFonts w:ascii="Consolas" w:cs="Consolas" w:eastAsia="Consolas" w:hAnsi="Consolas"/>
-          <w:sz w:val="20"/>
-          <w:szCs w:val="20"/>
-        </w:rPr>
         <w:t xml:space="preserve">  start sound [sfx_hit]</w:t>
       </w:r>
       <w:r>
@@ -336,199 +312,223 @@
           <w:sz w:val="20"/>
           <w:szCs w:val="20"/>
         </w:rPr>
-        <w:t xml:space="preserve">  if &lt;enemies_left = 0&gt; then</w:t>
-      </w:r>
-      <w:r>
-        <w:br/>
-        <w:t xml:space="preserve"/>
-      </w:r>
-      <w:r>
-        <w:rPr>
-          <w:rFonts w:ascii="Consolas" w:cs="Consolas" w:eastAsia="Consolas" w:hAnsi="Consolas"/>
-          <w:sz w:val="20"/>
-          <w:szCs w:val="20"/>
-        </w:rPr>
-        <w:t xml:space="preserve">    if &lt;wave = total_waves&gt; then</w:t>
-      </w:r>
-      <w:r>
-        <w:br/>
-        <w:t xml:space="preserve"/>
-      </w:r>
-      <w:r>
-        <w:rPr>
-          <w:rFonts w:ascii="Consolas" w:cs="Consolas" w:eastAsia="Consolas" w:hAnsi="Consolas"/>
-          <w:sz w:val="20"/>
-          <w:szCs w:val="20"/>
-        </w:rPr>
-        <w:t xml:space="preserve">      set game_active to 0</w:t>
-      </w:r>
-      <w:r>
-        <w:br/>
-        <w:t xml:space="preserve"/>
-      </w:r>
-      <w:r>
-        <w:rPr>
-          <w:rFonts w:ascii="Consolas" w:cs="Consolas" w:eastAsia="Consolas" w:hAnsi="Consolas"/>
-          <w:sz w:val="20"/>
-          <w:szCs w:val="20"/>
-        </w:rPr>
-        <w:t xml:space="preserve">      broadcast [you win]</w:t>
-      </w:r>
-      <w:r>
-        <w:br/>
-        <w:t xml:space="preserve"/>
-      </w:r>
-      <w:r>
-        <w:rPr>
-          <w:rFonts w:ascii="Consolas" w:cs="Consolas" w:eastAsia="Consolas" w:hAnsi="Consolas"/>
-          <w:sz w:val="20"/>
-          <w:szCs w:val="20"/>
-        </w:rPr>
-        <w:t xml:space="preserve">    else</w:t>
-      </w:r>
-      <w:r>
-        <w:br/>
-        <w:t xml:space="preserve"/>
-      </w:r>
-      <w:r>
-        <w:rPr>
-          <w:rFonts w:ascii="Consolas" w:cs="Consolas" w:eastAsia="Consolas" w:hAnsi="Consolas"/>
-          <w:sz w:val="20"/>
-          <w:szCs w:val="20"/>
-        </w:rPr>
-        <w:t xml:space="preserve">      change wave by 1</w:t>
-      </w:r>
-      <w:r>
-        <w:br/>
-        <w:t xml:space="preserve"/>
-      </w:r>
-      <w:r>
-        <w:rPr>
-          <w:rFonts w:ascii="Consolas" w:cs="Consolas" w:eastAsia="Consolas" w:hAnsi="Consolas"/>
-          <w:sz w:val="20"/>
-          <w:szCs w:val="20"/>
-        </w:rPr>
-        <w:t xml:space="preserve">      set enemies_left to 5</w:t>
-      </w:r>
-      <w:r>
-        <w:br/>
-        <w:t xml:space="preserve"/>
-      </w:r>
-      <w:r>
-        <w:rPr>
-          <w:rFonts w:ascii="Consolas" w:cs="Consolas" w:eastAsia="Consolas" w:hAnsi="Consolas"/>
-          <w:sz w:val="20"/>
-          <w:szCs w:val="20"/>
-        </w:rPr>
-        <w:t xml:space="preserve">      start sound [sfx_wave]</w:t>
-      </w:r>
-      <w:r>
-        <w:br/>
-        <w:t xml:space="preserve"/>
-      </w:r>
-      <w:r>
-        <w:rPr>
-          <w:rFonts w:ascii="Consolas" w:cs="Consolas" w:eastAsia="Consolas" w:hAnsi="Consolas"/>
-          <w:sz w:val="20"/>
-          <w:szCs w:val="20"/>
-        </w:rPr>
-        <w:t xml:space="preserve">      broadcast [spawn wave]</w:t>
-      </w:r>
-      <w:r>
-        <w:br/>
-        <w:t xml:space="preserve"/>
-      </w:r>
-      <w:r>
-        <w:rPr>
-          <w:rFonts w:ascii="Consolas" w:cs="Consolas" w:eastAsia="Consolas" w:hAnsi="Consolas"/>
-          <w:sz w:val="20"/>
-          <w:szCs w:val="20"/>
-        </w:rPr>
-        <w:t xml:space="preserve">  delete this clone</w:t>
-      </w:r>
-      <w:r>
-        <w:br/>
-        <w:t xml:space="preserve"/>
-      </w:r>
-      <w:r>
-        <w:rPr>
-          <w:rFonts w:ascii="Consolas" w:cs="Consolas" w:eastAsia="Consolas" w:hAnsi="Consolas"/>
-          <w:sz w:val="20"/>
-          <w:szCs w:val="20"/>
-        </w:rPr>
-        <w:t xml:space="preserve"/>
-      </w:r>
-      <w:r>
-        <w:br/>
-        <w:t xml:space="preserve"/>
-      </w:r>
-      <w:r>
-        <w:rPr>
-          <w:rFonts w:ascii="Consolas" w:cs="Consolas" w:eastAsia="Consolas" w:hAnsi="Consolas"/>
-          <w:sz w:val="20"/>
-          <w:szCs w:val="20"/>
-        </w:rPr>
-        <w:t xml:space="preserve">Enemy's escape branch (revised):</w:t>
-      </w:r>
-      <w:r>
-        <w:br/>
-        <w:t xml:space="preserve"/>
-      </w:r>
-      <w:r>
-        <w:rPr>
-          <w:rFonts w:ascii="Consolas" w:cs="Consolas" w:eastAsia="Consolas" w:hAnsi="Consolas"/>
-          <w:sz w:val="20"/>
-          <w:szCs w:val="20"/>
-        </w:rPr>
-        <w:t xml:space="preserve">change lives by -1</w:t>
-      </w:r>
-      <w:r>
-        <w:br/>
-        <w:t xml:space="preserve"/>
-      </w:r>
-      <w:r>
-        <w:rPr>
-          <w:rFonts w:ascii="Consolas" w:cs="Consolas" w:eastAsia="Consolas" w:hAnsi="Consolas"/>
-          <w:sz w:val="20"/>
-          <w:szCs w:val="20"/>
-        </w:rPr>
-        <w:t xml:space="preserve">if &lt;lives = 0&gt; then</w:t>
-      </w:r>
-      <w:r>
-        <w:br/>
-        <w:t xml:space="preserve"/>
-      </w:r>
-      <w:r>
-        <w:rPr>
-          <w:rFonts w:ascii="Consolas" w:cs="Consolas" w:eastAsia="Consolas" w:hAnsi="Consolas"/>
-          <w:sz w:val="20"/>
-          <w:szCs w:val="20"/>
-        </w:rPr>
-        <w:t xml:space="preserve">  start sound [sfx_lose]</w:t>
-      </w:r>
-      <w:r>
-        <w:br/>
-        <w:t xml:space="preserve"/>
-      </w:r>
-      <w:r>
-        <w:rPr>
-          <w:rFonts w:ascii="Consolas" w:cs="Consolas" w:eastAsia="Consolas" w:hAnsi="Consolas"/>
-          <w:sz w:val="20"/>
-          <w:szCs w:val="20"/>
-        </w:rPr>
-        <w:t xml:space="preserve">  set game_active to 0</w:t>
-      </w:r>
-      <w:r>
-        <w:br/>
-        <w:t xml:space="preserve"/>
-      </w:r>
-      <w:r>
-        <w:rPr>
-          <w:rFonts w:ascii="Consolas" w:cs="Consolas" w:eastAsia="Consolas" w:hAnsi="Consolas"/>
-          <w:sz w:val="20"/>
-          <w:szCs w:val="20"/>
-        </w:rPr>
-        <w:t xml:space="preserve">  broadcast [game over]</w:t>
+        <w:t xml:space="preserve">  broadcast [enemy hit]</w:t>
+      </w:r>
+      <w:r>
+        <w:br/>
+        <w:t xml:space="preserve"/>
+      </w:r>
+      <w:r>
+        <w:rPr>
+          <w:rFonts w:ascii="Consolas" w:cs="Consolas" w:eastAsia="Consolas" w:hAnsi="Consolas"/>
+          <w:sz w:val="20"/>
+          <w:szCs w:val="20"/>
+        </w:rPr>
+        <w:t xml:space="preserve">delete this clone</w:t>
+      </w:r>
+      <w:r>
+        <w:br/>
+        <w:t xml:space="preserve"/>
+      </w:r>
+      <w:r>
+        <w:rPr>
+          <w:rFonts w:ascii="Consolas" w:cs="Consolas" w:eastAsia="Consolas" w:hAnsi="Consolas"/>
+          <w:sz w:val="20"/>
+          <w:szCs w:val="20"/>
+        </w:rPr>
+        <w:t xml:space="preserve"/>
+      </w:r>
+      <w:r>
+        <w:br/>
+        <w:t xml:space="preserve"/>
+      </w:r>
+      <w:r>
+        <w:rPr>
+          <w:rFonts w:ascii="Consolas" w:cs="Consolas" w:eastAsia="Consolas" w:hAnsi="Consolas"/>
+          <w:sz w:val="20"/>
+          <w:szCs w:val="20"/>
+        </w:rPr>
+        <w:t xml:space="preserve">GameManager's "when I receive [enemy hit]" script (revised):</w:t>
+      </w:r>
+      <w:r>
+        <w:br/>
+        <w:t xml:space="preserve"/>
+      </w:r>
+      <w:r>
+        <w:rPr>
+          <w:rFonts w:ascii="Consolas" w:cs="Consolas" w:eastAsia="Consolas" w:hAnsi="Consolas"/>
+          <w:sz w:val="20"/>
+          <w:szCs w:val="20"/>
+        </w:rPr>
+        <w:t xml:space="preserve">change enemies_remaining by -1</w:t>
+      </w:r>
+      <w:r>
+        <w:br/>
+        <w:t xml:space="preserve"/>
+      </w:r>
+      <w:r>
+        <w:rPr>
+          <w:rFonts w:ascii="Consolas" w:cs="Consolas" w:eastAsia="Consolas" w:hAnsi="Consolas"/>
+          <w:sz w:val="20"/>
+          <w:szCs w:val="20"/>
+        </w:rPr>
+        <w:t xml:space="preserve">change score by 10</w:t>
+      </w:r>
+      <w:r>
+        <w:br/>
+        <w:t xml:space="preserve"/>
+      </w:r>
+      <w:r>
+        <w:rPr>
+          <w:rFonts w:ascii="Consolas" w:cs="Consolas" w:eastAsia="Consolas" w:hAnsi="Consolas"/>
+          <w:sz w:val="20"/>
+          <w:szCs w:val="20"/>
+        </w:rPr>
+        <w:t xml:space="preserve">if &lt;enemies_remaining = 0&gt; then</w:t>
+      </w:r>
+      <w:r>
+        <w:br/>
+        <w:t xml:space="preserve"/>
+      </w:r>
+      <w:r>
+        <w:rPr>
+          <w:rFonts w:ascii="Consolas" w:cs="Consolas" w:eastAsia="Consolas" w:hAnsi="Consolas"/>
+          <w:sz w:val="20"/>
+          <w:szCs w:val="20"/>
+        </w:rPr>
+        <w:t xml:space="preserve">  if &lt;wave = total_waves&gt; then</w:t>
+      </w:r>
+      <w:r>
+        <w:br/>
+        <w:t xml:space="preserve"/>
+      </w:r>
+      <w:r>
+        <w:rPr>
+          <w:rFonts w:ascii="Consolas" w:cs="Consolas" w:eastAsia="Consolas" w:hAnsi="Consolas"/>
+          <w:sz w:val="20"/>
+          <w:szCs w:val="20"/>
+        </w:rPr>
+        <w:t xml:space="preserve">    set game_active to 0</w:t>
+      </w:r>
+      <w:r>
+        <w:br/>
+        <w:t xml:space="preserve"/>
+      </w:r>
+      <w:r>
+        <w:rPr>
+          <w:rFonts w:ascii="Consolas" w:cs="Consolas" w:eastAsia="Consolas" w:hAnsi="Consolas"/>
+          <w:sz w:val="20"/>
+          <w:szCs w:val="20"/>
+        </w:rPr>
+        <w:t xml:space="preserve">    broadcast [you win]</w:t>
+      </w:r>
+      <w:r>
+        <w:br/>
+        <w:t xml:space="preserve"/>
+      </w:r>
+      <w:r>
+        <w:rPr>
+          <w:rFonts w:ascii="Consolas" w:cs="Consolas" w:eastAsia="Consolas" w:hAnsi="Consolas"/>
+          <w:sz w:val="20"/>
+          <w:szCs w:val="20"/>
+        </w:rPr>
+        <w:t xml:space="preserve">  else</w:t>
+      </w:r>
+      <w:r>
+        <w:br/>
+        <w:t xml:space="preserve"/>
+      </w:r>
+      <w:r>
+        <w:rPr>
+          <w:rFonts w:ascii="Consolas" w:cs="Consolas" w:eastAsia="Consolas" w:hAnsi="Consolas"/>
+          <w:sz w:val="20"/>
+          <w:szCs w:val="20"/>
+        </w:rPr>
+        <w:t xml:space="preserve">    change wave by 1</w:t>
+      </w:r>
+      <w:r>
+        <w:br/>
+        <w:t xml:space="preserve"/>
+      </w:r>
+      <w:r>
+        <w:rPr>
+          <w:rFonts w:ascii="Consolas" w:cs="Consolas" w:eastAsia="Consolas" w:hAnsi="Consolas"/>
+          <w:sz w:val="20"/>
+          <w:szCs w:val="20"/>
+        </w:rPr>
+        <w:t xml:space="preserve">    set enemies_remaining to 5</w:t>
+      </w:r>
+      <w:r>
+        <w:br/>
+        <w:t xml:space="preserve"/>
+      </w:r>
+      <w:r>
+        <w:rPr>
+          <w:rFonts w:ascii="Consolas" w:cs="Consolas" w:eastAsia="Consolas" w:hAnsi="Consolas"/>
+          <w:sz w:val="20"/>
+          <w:szCs w:val="20"/>
+        </w:rPr>
+        <w:t xml:space="preserve">    start sound [sfx_wave]</w:t>
+      </w:r>
+      <w:r>
+        <w:br/>
+        <w:t xml:space="preserve"/>
+      </w:r>
+      <w:r>
+        <w:rPr>
+          <w:rFonts w:ascii="Consolas" w:cs="Consolas" w:eastAsia="Consolas" w:hAnsi="Consolas"/>
+          <w:sz w:val="20"/>
+          <w:szCs w:val="20"/>
+        </w:rPr>
+        <w:t xml:space="preserve">    broadcast [spawn enemies]</w:t>
+      </w:r>
+      <w:r>
+        <w:br/>
+        <w:t xml:space="preserve"/>
+      </w:r>
+      <w:r>
+        <w:rPr>
+          <w:rFonts w:ascii="Consolas" w:cs="Consolas" w:eastAsia="Consolas" w:hAnsi="Consolas"/>
+          <w:sz w:val="20"/>
+          <w:szCs w:val="20"/>
+        </w:rPr>
+        <w:t xml:space="preserve"/>
+      </w:r>
+      <w:r>
+        <w:br/>
+        <w:t xml:space="preserve"/>
+      </w:r>
+      <w:r>
+        <w:rPr>
+          <w:rFonts w:ascii="Consolas" w:cs="Consolas" w:eastAsia="Consolas" w:hAnsi="Consolas"/>
+          <w:sz w:val="20"/>
+          <w:szCs w:val="20"/>
+        </w:rPr>
+        <w:t xml:space="preserve">Player sprite's "when I receive [game over]" script (revised):</w:t>
+      </w:r>
+      <w:r>
+        <w:br/>
+        <w:t xml:space="preserve"/>
+      </w:r>
+      <w:r>
+        <w:rPr>
+          <w:rFonts w:ascii="Consolas" w:cs="Consolas" w:eastAsia="Consolas" w:hAnsi="Consolas"/>
+          <w:sz w:val="20"/>
+          <w:szCs w:val="20"/>
+        </w:rPr>
+        <w:t xml:space="preserve">start sound [sfx_gameover]        // your Lesson 8 Level 3 sound, mandatory as of today</w:t>
+      </w:r>
+      <w:r>
+        <w:br/>
+        <w:t xml:space="preserve"/>
+      </w:r>
+      <w:r>
+        <w:rPr>
+          <w:rFonts w:ascii="Consolas" w:cs="Consolas" w:eastAsia="Consolas" w:hAnsi="Consolas"/>
+          <w:sz w:val="20"/>
+          <w:szCs w:val="20"/>
+        </w:rPr>
+        <w:t xml:space="preserve">say [Game Over - Press R to Restart] for 3 seconds</w:t>
       </w:r>
     </w:p>
     <w:p>
@@ -608,7 +608,7 @@
         <w:spacing w:after="60"/>
       </w:pPr>
       <w:r>
-        <w:t xml:space="preserve">Audio: if you haven't already, add Lesson 6's optional win sound now - "start sound [sfx_win]" right where "broadcast [you win]" fires. It slots into the exact same branch as today's wave-clear sound, just the opposite outcome.</w:t>
+        <w:t xml:space="preserve">Audio: if you haven't already, add Lesson 6's optional win sound now - "start sound [sfx_win]" right where "broadcast [you win]" fires on GameManager. It slots into the exact same branch as today's wave-clear sound, just the opposite outcome.</w:t>
       </w:r>
     </w:p>
     <w:p>
@@ -634,7 +634,7 @@
         <w:spacing w:after="60"/>
       </w:pPr>
       <w:r>
-        <w:t xml:space="preserve">Structure: notice all four sounds live in the exact spot representing their event - shoot with the shot, hit with the hit, wave/win with the branch that decides them, lose with the escape that ends the round. None of them live in a generic "forever" script.</w:t>
+        <w:t xml:space="preserve">Structure: notice all four sounds live in the exact spot representing their event - shoot with the shot, hit with the hit (on Enemy), wave/win with the branch that decides them (on GameManager), lose with the Player's own game-over script. None of them live in a generic "forever" script, and none of them require Enemy to know about score, wave, or lives.</w:t>
       </w:r>
     </w:p>
     <w:p>
@@ -681,7 +681,7 @@
         <w:spacing w:after="60"/>
       </w:pPr>
       <w:r>
-        <w:t xml:space="preserve">Lose sound plays repeatedly: confirm the check uses "if lives = 0" as a one-time branch (matching Lesson 8's pattern), not something re-checked every frame.</w:t>
+        <w:t xml:space="preserve">Game-over sound plays repeatedly, or doesn't play at all: confirm it lives on the Player's "when I receive [game over]" script (fires once per broadcast), not inside GameManager's per-frame checks.</w:t>
       </w:r>
     </w:p>
     <w:p>

--- a/docs/Lessons/Lesson 12 - Hearing It Happen/Handouts/Lesson_12_Handout_Scratch.docx
+++ b/docs/Lessons/Lesson 12 - Hearing It Happen/Handouts/Lesson_12_Handout_Scratch.docx
@@ -272,6 +272,20 @@
       </w:pPr>
       <w:r>
         <w:rPr>
+          <w:i/>
+          <w:iCs/>
+          <w:color w:val="555555"/>
+          <w:sz w:val="18"/>
+          <w:szCs w:val="18"/>
+        </w:rPr>
+        <w:t xml:space="preserve">Highlighted lines are new this week; everything else is code you already have.</w:t>
+      </w:r>
+      <w:r>
+        <w:br/>
+        <w:t xml:space="preserve"/>
+      </w:r>
+      <w:r>
+        <w:rPr>
           <w:rFonts w:ascii="Consolas" w:cs="Consolas" w:eastAsia="Consolas" w:hAnsi="Consolas"/>
           <w:sz w:val="20"/>
           <w:szCs w:val="20"/>
@@ -467,6 +481,7 @@
           <w:rFonts w:ascii="Consolas" w:cs="Consolas" w:eastAsia="Consolas" w:hAnsi="Consolas"/>
           <w:sz w:val="20"/>
           <w:szCs w:val="20"/>
+          <w:shd w:fill="FFE98A" w:val="clear"/>
         </w:rPr>
         <w:t xml:space="preserve">    start sound [sfx_wave]</w:t>
       </w:r>
